--- a/Killdisk.docx
+++ b/Killdisk.docx
@@ -790,16 +790,16 @@
           <w:noProof/>
         </w:rPr>
         <w:drawing>
-          <wp:anchor distT="0" distB="0" distL="114300" distR="114300" simplePos="0" relativeHeight="251662336" behindDoc="0" locked="0" layoutInCell="1" allowOverlap="1" wp14:anchorId="363F5403" wp14:editId="318842EE">
+          <wp:anchor distT="0" distB="0" distL="114300" distR="114300" simplePos="0" relativeHeight="251662336" behindDoc="0" locked="0" layoutInCell="1" allowOverlap="1" wp14:anchorId="363F5403" wp14:editId="7339D905">
             <wp:simplePos x="0" y="0"/>
             <wp:positionH relativeFrom="page">
-              <wp:posOffset>0</wp:posOffset>
+              <wp:align>left</wp:align>
             </wp:positionH>
             <wp:positionV relativeFrom="paragraph">
-              <wp:posOffset>1006475</wp:posOffset>
+              <wp:posOffset>959485</wp:posOffset>
             </wp:positionV>
-            <wp:extent cx="4991100" cy="4314825"/>
-            <wp:effectExtent l="0" t="0" r="0" b="9525"/>
+            <wp:extent cx="4991100" cy="4305300"/>
+            <wp:effectExtent l="0" t="0" r="0" b="0"/>
             <wp:wrapSquare wrapText="bothSides"/>
             <wp:docPr id="1848921284" name="Image 2"/>
             <wp:cNvGraphicFramePr>
@@ -814,7 +814,7 @@
                       <a:picLocks noChangeAspect="1" noChangeArrowheads="1"/>
                     </pic:cNvPicPr>
                   </pic:nvPicPr>
-                  <pic:blipFill>
+                  <pic:blipFill rotWithShape="1">
                     <a:blip r:embed="rId9" cstate="print">
                       <a:extLst>
                         <a:ext uri="{28A0092B-C50C-407E-A947-70E740481C1C}">
@@ -822,7 +822,7 @@
                         </a:ext>
                       </a:extLst>
                     </a:blip>
-                    <a:srcRect/>
+                    <a:srcRect t="13465" b="6403"/>
                     <a:stretch>
                       <a:fillRect/>
                     </a:stretch>
@@ -830,7 +830,7 @@
                   <pic:spPr bwMode="auto">
                     <a:xfrm>
                       <a:off x="0" y="0"/>
-                      <a:ext cx="4991100" cy="4314825"/>
+                      <a:ext cx="4991100" cy="4305300"/>
                     </a:xfrm>
                     <a:prstGeom prst="rect">
                       <a:avLst/>
@@ -839,6 +839,11 @@
                     <a:ln>
                       <a:noFill/>
                     </a:ln>
+                    <a:extLst>
+                      <a:ext uri="{53640926-AAD7-44D8-BBD7-CCE9431645EC}">
+                        <a14:shadowObscured xmlns:a14="http://schemas.microsoft.com/office/drawing/2010/main"/>
+                      </a:ext>
+                    </a:extLst>
                   </pic:spPr>
                 </pic:pic>
               </a:graphicData>
@@ -846,6 +851,9 @@
             <wp14:sizeRelH relativeFrom="margin">
               <wp14:pctWidth>0</wp14:pctWidth>
             </wp14:sizeRelH>
+            <wp14:sizeRelV relativeFrom="margin">
+              <wp14:pctHeight>0</wp14:pctHeight>
+            </wp14:sizeRelV>
           </wp:anchor>
         </w:drawing>
       </w:r>
@@ -957,6 +965,7 @@
     </w:p>
     <w:p>
       <w:pPr>
+        <w:jc w:val="right"/>
         <w:rPr>
           <w:b/>
           <w:bCs/>
@@ -976,6 +985,7 @@
     </w:p>
     <w:p>
       <w:pPr>
+        <w:jc w:val="right"/>
         <w:rPr>
           <w:b/>
           <w:bCs/>
@@ -983,6 +993,78 @@
           <w:szCs w:val="32"/>
         </w:rPr>
       </w:pPr>
+      <w:r>
+        <w:rPr>
+          <w:noProof/>
+        </w:rPr>
+        <w:drawing>
+          <wp:anchor distT="0" distB="0" distL="114300" distR="114300" simplePos="0" relativeHeight="251663360" behindDoc="0" locked="0" layoutInCell="1" allowOverlap="1" wp14:anchorId="47A46ADA" wp14:editId="592430B8">
+            <wp:simplePos x="0" y="0"/>
+            <wp:positionH relativeFrom="page">
+              <wp:posOffset>0</wp:posOffset>
+            </wp:positionH>
+            <wp:positionV relativeFrom="paragraph">
+              <wp:posOffset>368935</wp:posOffset>
+            </wp:positionV>
+            <wp:extent cx="4772025" cy="3905250"/>
+            <wp:effectExtent l="0" t="0" r="9525" b="0"/>
+            <wp:wrapSquare wrapText="bothSides"/>
+            <wp:docPr id="403336303" name="Image 2"/>
+            <wp:cNvGraphicFramePr>
+              <a:graphicFrameLocks xmlns:a="http://schemas.openxmlformats.org/drawingml/2006/main" noChangeAspect="1"/>
+            </wp:cNvGraphicFramePr>
+            <a:graphic xmlns:a="http://schemas.openxmlformats.org/drawingml/2006/main">
+              <a:graphicData uri="http://schemas.openxmlformats.org/drawingml/2006/picture">
+                <pic:pic xmlns:pic="http://schemas.openxmlformats.org/drawingml/2006/picture">
+                  <pic:nvPicPr>
+                    <pic:cNvPr id="0" name="Picture 2"/>
+                    <pic:cNvPicPr>
+                      <a:picLocks noChangeAspect="1" noChangeArrowheads="1"/>
+                    </pic:cNvPicPr>
+                  </pic:nvPicPr>
+                  <pic:blipFill rotWithShape="1">
+                    <a:blip r:embed="rId10" cstate="print">
+                      <a:extLst>
+                        <a:ext uri="{28A0092B-C50C-407E-A947-70E740481C1C}">
+                          <a14:useLocalDpi xmlns:a14="http://schemas.microsoft.com/office/drawing/2010/main" val="0"/>
+                        </a:ext>
+                      </a:extLst>
+                    </a:blip>
+                    <a:srcRect t="14041" b="15754"/>
+                    <a:stretch>
+                      <a:fillRect/>
+                    </a:stretch>
+                  </pic:blipFill>
+                  <pic:spPr bwMode="auto">
+                    <a:xfrm>
+                      <a:off x="0" y="0"/>
+                      <a:ext cx="4772025" cy="3905250"/>
+                    </a:xfrm>
+                    <a:prstGeom prst="rect">
+                      <a:avLst/>
+                    </a:prstGeom>
+                    <a:noFill/>
+                    <a:ln>
+                      <a:noFill/>
+                    </a:ln>
+                    <a:extLst>
+                      <a:ext uri="{53640926-AAD7-44D8-BBD7-CCE9431645EC}">
+                        <a14:shadowObscured xmlns:a14="http://schemas.microsoft.com/office/drawing/2010/main"/>
+                      </a:ext>
+                    </a:extLst>
+                  </pic:spPr>
+                </pic:pic>
+              </a:graphicData>
+            </a:graphic>
+            <wp14:sizeRelH relativeFrom="margin">
+              <wp14:pctWidth>0</wp14:pctWidth>
+            </wp14:sizeRelH>
+            <wp14:sizeRelV relativeFrom="margin">
+              <wp14:pctHeight>0</wp14:pctHeight>
+            </wp14:sizeRelV>
+          </wp:anchor>
+        </w:drawing>
+      </w:r>
       <w:r>
         <w:rPr>
           <w:b/>
@@ -999,6 +1081,7 @@
           <w:ilvl w:val="0"/>
           <w:numId w:val="8"/>
         </w:numPr>
+        <w:jc w:val="right"/>
       </w:pPr>
       <w:r>
         <w:t xml:space="preserve">Une fois l’opération terminée, </w:t>
@@ -1018,6 +1101,7 @@
           <w:ilvl w:val="0"/>
           <w:numId w:val="8"/>
         </w:numPr>
+        <w:jc w:val="right"/>
       </w:pPr>
       <w:r>
         <w:t xml:space="preserve">Vérifiez que le statut indique </w:t>
@@ -1069,6 +1153,7 @@
     </w:p>
     <w:p>
       <w:pPr>
+        <w:jc w:val="right"/>
         <w:rPr>
           <w:b/>
           <w:bCs/>
@@ -1092,6 +1177,7 @@
           <w:ilvl w:val="0"/>
           <w:numId w:val="9"/>
         </w:numPr>
+        <w:jc w:val="right"/>
       </w:pPr>
       <w:r>
         <w:t>Conservez une copie du rapport d’effacement pour preuve de conformité RGPD.</w:t>
@@ -1103,6 +1189,7 @@
           <w:ilvl w:val="0"/>
           <w:numId w:val="9"/>
         </w:numPr>
+        <w:jc w:val="right"/>
       </w:pPr>
       <w:r>
         <w:t>Notez la date, l’heure, le disque effacé et la méthode utilisée.</w:t>
@@ -1148,6 +1235,77 @@
       <w:pPr>
         <w:jc w:val="center"/>
       </w:pPr>
+      <w:r>
+        <w:rPr>
+          <w:noProof/>
+        </w:rPr>
+        <mc:AlternateContent>
+          <mc:Choice Requires="wps">
+            <w:drawing>
+              <wp:inline distT="0" distB="0" distL="0" distR="0" wp14:anchorId="047A1CE7" wp14:editId="5B6A4810">
+                <wp:extent cx="304800" cy="304800"/>
+                <wp:effectExtent l="0" t="0" r="0" b="0"/>
+                <wp:docPr id="1106923416" name="Rectangle 1"/>
+                <wp:cNvGraphicFramePr>
+                  <a:graphicFrameLocks xmlns:a="http://schemas.openxmlformats.org/drawingml/2006/main" noChangeAspect="1"/>
+                </wp:cNvGraphicFramePr>
+                <a:graphic xmlns:a="http://schemas.openxmlformats.org/drawingml/2006/main">
+                  <a:graphicData uri="http://schemas.microsoft.com/office/word/2010/wordprocessingShape">
+                    <wps:wsp>
+                      <wps:cNvSpPr>
+                        <a:spLocks noChangeAspect="1" noChangeArrowheads="1"/>
+                      </wps:cNvSpPr>
+                      <wps:spPr bwMode="auto">
+                        <a:xfrm>
+                          <a:off x="0" y="0"/>
+                          <a:ext cx="304800" cy="304800"/>
+                        </a:xfrm>
+                        <a:prstGeom prst="rect">
+                          <a:avLst/>
+                        </a:prstGeom>
+                        <a:noFill/>
+                        <a:ln>
+                          <a:noFill/>
+                        </a:ln>
+                        <a:extLst>
+                          <a:ext uri="{909E8E84-426E-40DD-AFC4-6F175D3DCCD1}">
+                            <a14:hiddenFill xmlns:a14="http://schemas.microsoft.com/office/drawing/2010/main">
+                              <a:solidFill>
+                                <a:srgbClr val="FFFFFF"/>
+                              </a:solidFill>
+                            </a14:hiddenFill>
+                          </a:ext>
+                          <a:ext uri="{91240B29-F687-4F45-9708-019B960494DF}">
+                            <a14:hiddenLine xmlns:a14="http://schemas.microsoft.com/office/drawing/2010/main" w="9525">
+                              <a:solidFill>
+                                <a:srgbClr val="000000"/>
+                              </a:solidFill>
+                              <a:miter lim="800000"/>
+                              <a:headEnd/>
+                              <a:tailEnd/>
+                            </a14:hiddenLine>
+                          </a:ext>
+                        </a:extLst>
+                      </wps:spPr>
+                      <wps:bodyPr rot="0" vert="horz" wrap="square" lIns="91440" tIns="45720" rIns="91440" bIns="45720" anchor="t" anchorCtr="0" upright="1">
+                        <a:noAutofit/>
+                      </wps:bodyPr>
+                    </wps:wsp>
+                  </a:graphicData>
+                </a:graphic>
+              </wp:inline>
+            </w:drawing>
+          </mc:Choice>
+          <mc:Fallback>
+            <w:pict>
+              <v:rect w14:anchorId="26A06A2D" id="Rectangle 1" o:spid="_x0000_s1026" style="width:24pt;height:24pt;visibility:visible;mso-wrap-style:square;mso-left-percent:-10001;mso-top-percent:-10001;mso-position-horizontal:absolute;mso-position-horizontal-relative:char;mso-position-vertical:absolute;mso-position-vertical-relative:line;mso-left-percent:-10001;mso-top-percent:-10001;v-text-anchor:top" o:gfxdata="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" filled="f" stroked="f">
+                <o:lock v:ext="edit" aspectratio="t"/>
+                <w10:anchorlock/>
+              </v:rect>
+            </w:pict>
+          </mc:Fallback>
+        </mc:AlternateContent>
+      </w:r>
     </w:p>
     <w:sectPr>
       <w:pgSz w:w="11906" w:h="16838"/>
@@ -3135,6 +3293,7 @@
   <w:style w:type="character" w:default="1" w:styleId="Policepardfaut">
     <w:name w:val="Default Paragraph Font"/>
     <w:uiPriority w:val="1"/>
+    <w:semiHidden/>
     <w:unhideWhenUsed/>
   </w:style>
   <w:style w:type="table" w:default="1" w:styleId="TableauNormal">

--- a/Killdisk.docx
+++ b/Killdisk.docx
@@ -21,9 +21,8 @@
           <w:szCs w:val="48"/>
           <w:u w:val="single"/>
         </w:rPr>
-        <w:t xml:space="preserve">Guide Complet : Effacement Sécurisé avec </w:t>
-      </w:r>
-      <w:proofErr w:type="spellStart"/>
+        <w:t>Réalisation Professionnelle</w:t>
+      </w:r>
       <w:r>
         <w:rPr>
           <w:b/>
@@ -32,9 +31,9 @@
           <w:szCs w:val="48"/>
           <w:u w:val="single"/>
         </w:rPr>
-        <w:t>KillDisk</w:t>
-      </w:r>
-      <w:proofErr w:type="spellEnd"/>
+        <w:t xml:space="preserve"> : Effacement Sécurisé avec </w:t>
+      </w:r>
+      <w:proofErr w:type="spellStart"/>
       <w:r>
         <w:rPr>
           <w:b/>
@@ -43,6 +42,17 @@
           <w:szCs w:val="48"/>
           <w:u w:val="single"/>
         </w:rPr>
+        <w:t>KillDisk</w:t>
+      </w:r>
+      <w:proofErr w:type="spellEnd"/>
+      <w:r>
+        <w:rPr>
+          <w:b/>
+          <w:bCs/>
+          <w:sz w:val="48"/>
+          <w:szCs w:val="48"/>
+          <w:u w:val="single"/>
+        </w:rPr>
         <w:t xml:space="preserve"> pour la Conformité RGPD</w:t>
       </w:r>
     </w:p>
@@ -121,6 +131,7 @@
         <w:rPr>
           <w:noProof/>
         </w:rPr>
+        <w:lastRenderedPageBreak/>
         <w:drawing>
           <wp:anchor distT="0" distB="0" distL="114300" distR="114300" simplePos="0" relativeHeight="251658240" behindDoc="0" locked="0" layoutInCell="1" allowOverlap="1" wp14:anchorId="337F2AD8" wp14:editId="4BD026BA">
             <wp:simplePos x="0" y="0"/>
@@ -282,7 +293,6 @@
         <w:rPr>
           <w:noProof/>
         </w:rPr>
-        <w:lastRenderedPageBreak/>
         <w:drawing>
           <wp:anchor distT="0" distB="0" distL="114300" distR="114300" simplePos="0" relativeHeight="251659264" behindDoc="0" locked="0" layoutInCell="1" allowOverlap="1" wp14:anchorId="7A5EDA4C" wp14:editId="184BD0FC">
             <wp:simplePos x="0" y="0"/>
@@ -445,6 +455,7 @@
         <w:rPr>
           <w:noProof/>
         </w:rPr>
+        <w:lastRenderedPageBreak/>
         <w:drawing>
           <wp:anchor distT="0" distB="0" distL="114300" distR="114300" simplePos="0" relativeHeight="251661312" behindDoc="0" locked="0" layoutInCell="1" allowOverlap="1" wp14:anchorId="0BCE870E" wp14:editId="0E4989E9">
             <wp:simplePos x="0" y="0"/>
